--- a/testakten/statusfeststellung-gmbh-geschaeftsfuehrer-minderheit-erlangen/27_nachtrag_geschaeftsfuehrervertrag_2025.docx
+++ b/testakten/statusfeststellung-gmbh-geschaeftsfuehrer-minderheit-erlangen/27_nachtrag_geschaeftsfuehrervertrag_2025.docx
@@ -7,7 +7,7 @@
         <w:pStyle w:val="Heading1"/>
       </w:pPr>
       <w:r>
-        <w:t>Nachtrag zum Geschaeftsfuehrer-Anstellungsvertrag</w:t>
+        <w:t>Nachtrag zum Geschäftsführer-Anstellungsvertrag</w:t>
       </w:r>
     </w:p>
     <w:p>
@@ -37,7 +37,7 @@
           <w:i w:val="0"/>
           <w:sz w:val="22"/>
         </w:rPr>
-        <w:t>Im Zusammenhang mit der Satzungsaenderung vom 02.09.2025 (Sperrminoritaet Ressort Entwicklung) passen die Parteien den Anstellungsvertrag vom 27.02.2023 in den nachfolgenden Punkten an.</w:t>
+        <w:t>Im Zusammenhang mit der Satzungsänderung vom 02.09.2025 (Sperrminorität Ressort Entwicklung) passen die Parteien den Anstellungsvertrag vom 27.02.2023 in den nachfolgenden Punkten an.</w:t>
       </w:r>
     </w:p>
     <w:p>
@@ -45,7 +45,7 @@
         <w:pStyle w:val="Heading2"/>
       </w:pPr>
       <w:r>
-        <w:t>2 Aenderung von Ziffer 2 (Arbeitszeit und Arbeitsort)</w:t>
+        <w:t>2 Änderung von Ziffer 2 (Arbeitszeit und Arbeitsort)</w:t>
       </w:r>
     </w:p>
     <w:p>
@@ -56,7 +56,7 @@
           <w:i w:val="0"/>
           <w:sz w:val="22"/>
         </w:rPr>
-        <w:t>2.1 Ziffer 2.1 wird wie folgt neu gefasst: Der Geschaeftsfuehrer bestimmt Zeit, Dauer und Ort seiner Taetigkeit im Ressort Entwicklung eigenverantwortlich. Eine Kernarbeitszeit oder Anwesenheitspflicht besteht fuer dieses Ressort nicht. Fuer die uebrigen Aufgaben aus Ziffer 1.2 (regulatorische Zulassung, klinische Kooperationen) verbleibt es bei der Ausrichtung an den Erfordernissen der Gesellschaft und den Vorgaben des Beirats.</w:t>
+        <w:t>2.1 Ziffer 2.1 wird wie folgt neu gefasst: Der Geschäftsführer bestimmt Zeit, Dauer und Ort seiner Tätigkeit im Ressort Entwicklung eigenverantwortlich. Eine Kernarbeitszeit oder Anwesenheitspflicht besteht für dieses Ressort nicht. Für die übrigen Aufgaben aus Ziffer 1.2 (regulatorische Zulassung, klinische Kooperationen) verbleibt es bei der Ausrichtung an den Erfordernissen der Gesellschaft und den Vorgaben des Beirats.</w:t>
       </w:r>
     </w:p>
     <w:p>
@@ -64,7 +64,7 @@
         <w:pStyle w:val="Heading2"/>
       </w:pPr>
       <w:r>
-        <w:t>3 Aenderung von Ziffer 4 (Urlaub und Verhinderung)</w:t>
+        <w:t>3 Änderung von Ziffer 4 (Urlaub und Verhinderung)</w:t>
       </w:r>
     </w:p>
     <w:p>
@@ -75,7 +75,7 @@
           <w:i w:val="0"/>
           <w:sz w:val="22"/>
         </w:rPr>
-        <w:t>3.1 Ziffer 4.1 wird ergaenzt: Fuer das Ressort Entwicklung ist eine Abstimmung der Urlaubslage mit dem Beiratsvorsitzenden nicht erforderlich; der Geschaeftsfuehrer zeigt Abwesenheiten von mehr als fuenf Tagen lediglich zur Information an.</w:t>
+        <w:t>3.1 Ziffer 4.1 wird ergänzt: Für das Ressort Entwicklung ist eine Abstimmung der Urlaubslage mit dem Beiratsvorsitzenden nicht erforderlich; der Geschäftsführer zeigt Abwesenheiten von mehr als fünf Tagen lediglich zur Information an.</w:t>
       </w:r>
     </w:p>
     <w:p>
@@ -94,7 +94,7 @@
           <w:i w:val="0"/>
           <w:sz w:val="22"/>
         </w:rPr>
-        <w:t>4.1 Die Parteien stellen klar, dass diese Aenderungen ausschliesslich das Ressort Entwicklung betreffen und die uebrigen Regelungen des Anstellungsvertrags, insbesondere zu Verguetung, Zustimmungsvorbehalten nach Ziffer 5 und Kuendigung nach Ziffer 7, unveraendert fortgelten.</w:t>
+        <w:t>4.1 Die Parteien stellen klar, dass diese Änderungen ausschließlich das Ressort Entwicklung betreffen und die übrigen Regelungen des Anstellungsvertrags, insbesondere zu Vergütung, Zustimmungsvorbehalten nach Ziffer 5 und Kündigung nach Ziffer 7, unverändert fortgelten.</w:t>
       </w:r>
     </w:p>
     <w:p>
@@ -105,7 +105,7 @@
           <w:i w:val="0"/>
           <w:sz w:val="22"/>
         </w:rPr>
-        <w:t>4.2 Der Beiratsvorsitzende weist bei Unterzeichnung darauf hin, dass diese Anpassung dem Statusfeststellungsverfahren Rechnung tragen, jedoch keine rueckwirkende Wirkung entfalten solle.</w:t>
+        <w:t>4.2 Der Beiratsvorsitzende weist bei Unterzeichnung darauf hin, dass diese Anpassung dem Statusfeststellungsverfahren Rechnung tragen, jedoch keine rückwirkende Wirkung entfalten solle.</w:t>
       </w:r>
     </w:p>
     <w:p>
@@ -116,22 +116,11 @@
           <w:i w:val="0"/>
           <w:sz w:val="22"/>
         </w:rPr>
-        <w:t>Erlangen, den 25.09.2025 - Fuer die Gesellschaft: Prof. Dr. Cornelius Baumhauer, Beiratsvorsitzender - Der Geschaeftsfuehrer: Dr. Henrik Vogt</w:t>
-      </w:r>
-    </w:p>
-    <w:p>
-      <w:r>
-        <w:rPr>
-          <w:rFonts w:ascii="Times New Roman" w:hAnsi="Times New Roman"/>
-          <w:b w:val="0"/>
-          <w:i w:val="0"/>
-          <w:sz w:val="22"/>
-        </w:rPr>
-        <w:t>Formathinweis: Dieses Aktenstück wird in Times New Roman, 11 pt, mit ausschließlich dezimaler Gliederung ausgegeben.</w:t>
+        <w:t>Erlangen, den 25.09.2025 - Für die Gesellschaft: Prof. Dr. Cornelius Baumhauer, Beiratsvorsitzender - Der Geschäftsführer: Dr. Henrik Vogt</w:t>
       </w:r>
     </w:p>
     <w:sectPr>
-      <w:pgSz w:w="12240" w:h="15840"/>
+      <w:pgSz w:w="11906" w:h="16838"/>
       <w:pgMar w:top="1440" w:right="1800" w:bottom="1440" w:left="1800" w:header="720" w:footer="720" w:gutter="0"/>
       <w:cols w:space="720"/>
       <w:docGrid w:linePitch="360"/>
